--- a/tillsyn/A 28-2025 tillsynsbegäran.docx
+++ b/tillsyn/A 28-2025 tillsynsbegäran.docx
@@ -218,7 +218,7 @@
     <w:r>
       <w:tab/>
       <w:tab/>
-      <w:t>2025-01-02</w:t>
+      <w:t>2025-01-03</w:t>
       <w:br/>
       <w:br/>
     </w:r>

--- a/tillsyn/A 28-2025 tillsynsbegäran.docx
+++ b/tillsyn/A 28-2025 tillsynsbegäran.docx
@@ -314,7 +314,7 @@
     <w:r>
       <w:tab/>
       <w:tab/>
-      <w:t>2025-01-30</w:t>
+      <w:t>2025-01-31</w:t>
       <w:br/>
       <w:br/>
     </w:r>

--- a/tillsyn/A 28-2025 tillsynsbegäran.docx
+++ b/tillsyn/A 28-2025 tillsynsbegäran.docx
@@ -314,7 +314,7 @@
     <w:r>
       <w:tab/>
       <w:tab/>
-      <w:t>2025-01-31</w:t>
+      <w:t>2025-02-02</w:t>
       <w:br/>
       <w:br/>
     </w:r>

--- a/tillsyn/A 28-2025 tillsynsbegäran.docx
+++ b/tillsyn/A 28-2025 tillsynsbegäran.docx
@@ -314,7 +314,7 @@
     <w:r>
       <w:tab/>
       <w:tab/>
-      <w:t>2025-02-02</w:t>
+      <w:t>2025-02-03</w:t>
       <w:br/>
       <w:br/>
     </w:r>

--- a/tillsyn/A 28-2025 tillsynsbegäran.docx
+++ b/tillsyn/A 28-2025 tillsynsbegäran.docx
@@ -314,7 +314,7 @@
     <w:r>
       <w:tab/>
       <w:tab/>
-      <w:t>2025-02-03</w:t>
+      <w:t>2025-02-04</w:t>
       <w:br/>
       <w:br/>
     </w:r>

--- a/tillsyn/A 28-2025 tillsynsbegäran.docx
+++ b/tillsyn/A 28-2025 tillsynsbegäran.docx
@@ -314,7 +314,7 @@
     <w:r>
       <w:tab/>
       <w:tab/>
-      <w:t>2025-02-04</w:t>
+      <w:t>2025-02-05</w:t>
       <w:br/>
       <w:br/>
     </w:r>

--- a/tillsyn/A 28-2025 tillsynsbegäran.docx
+++ b/tillsyn/A 28-2025 tillsynsbegäran.docx
@@ -314,7 +314,7 @@
     <w:r>
       <w:tab/>
       <w:tab/>
-      <w:t>2025-02-05</w:t>
+      <w:t>2025-02-06</w:t>
       <w:br/>
       <w:br/>
     </w:r>

--- a/tillsyn/A 28-2025 tillsynsbegäran.docx
+++ b/tillsyn/A 28-2025 tillsynsbegäran.docx
@@ -314,7 +314,7 @@
     <w:r>
       <w:tab/>
       <w:tab/>
-      <w:t>2025-02-06</w:t>
+      <w:t>2025-02-07</w:t>
       <w:br/>
       <w:br/>
     </w:r>

--- a/tillsyn/A 28-2025 tillsynsbegäran.docx
+++ b/tillsyn/A 28-2025 tillsynsbegäran.docx
@@ -314,7 +314,7 @@
     <w:r>
       <w:tab/>
       <w:tab/>
-      <w:t>2025-02-07</w:t>
+      <w:t>2025-02-08</w:t>
       <w:br/>
       <w:br/>
     </w:r>

--- a/tillsyn/A 28-2025 tillsynsbegäran.docx
+++ b/tillsyn/A 28-2025 tillsynsbegäran.docx
@@ -314,7 +314,7 @@
     <w:r>
       <w:tab/>
       <w:tab/>
-      <w:t>2025-02-08</w:t>
+      <w:t>2025-02-09</w:t>
       <w:br/>
       <w:br/>
     </w:r>

--- a/tillsyn/A 28-2025 tillsynsbegäran.docx
+++ b/tillsyn/A 28-2025 tillsynsbegäran.docx
@@ -314,7 +314,7 @@
     <w:r>
       <w:tab/>
       <w:tab/>
-      <w:t>2025-02-09</w:t>
+      <w:t>2025-02-10</w:t>
       <w:br/>
       <w:br/>
     </w:r>

--- a/tillsyn/A 28-2025 tillsynsbegäran.docx
+++ b/tillsyn/A 28-2025 tillsynsbegäran.docx
@@ -314,7 +314,7 @@
     <w:r>
       <w:tab/>
       <w:tab/>
-      <w:t>2025-02-10</w:t>
+      <w:t>2025-02-11</w:t>
       <w:br/>
       <w:br/>
     </w:r>

--- a/tillsyn/A 28-2025 tillsynsbegäran.docx
+++ b/tillsyn/A 28-2025 tillsynsbegäran.docx
@@ -314,7 +314,7 @@
     <w:r>
       <w:tab/>
       <w:tab/>
-      <w:t>2025-02-11</w:t>
+      <w:t>2025-02-12</w:t>
       <w:br/>
       <w:br/>
     </w:r>

--- a/tillsyn/A 28-2025 tillsynsbegäran.docx
+++ b/tillsyn/A 28-2025 tillsynsbegäran.docx
@@ -314,7 +314,7 @@
     <w:r>
       <w:tab/>
       <w:tab/>
-      <w:t>2025-02-12</w:t>
+      <w:t>2025-02-13</w:t>
       <w:br/>
       <w:br/>
     </w:r>

--- a/tillsyn/A 28-2025 tillsynsbegäran.docx
+++ b/tillsyn/A 28-2025 tillsynsbegäran.docx
@@ -314,7 +314,7 @@
     <w:r>
       <w:tab/>
       <w:tab/>
-      <w:t>2025-02-13</w:t>
+      <w:t>2025-02-14</w:t>
       <w:br/>
       <w:br/>
     </w:r>

--- a/tillsyn/A 28-2025 tillsynsbegäran.docx
+++ b/tillsyn/A 28-2025 tillsynsbegäran.docx
@@ -314,7 +314,7 @@
     <w:r>
       <w:tab/>
       <w:tab/>
-      <w:t>2025-02-14</w:t>
+      <w:t>2025-02-15</w:t>
       <w:br/>
       <w:br/>
     </w:r>

--- a/tillsyn/A 28-2025 tillsynsbegäran.docx
+++ b/tillsyn/A 28-2025 tillsynsbegäran.docx
@@ -314,7 +314,7 @@
     <w:r>
       <w:tab/>
       <w:tab/>
-      <w:t>2025-02-15</w:t>
+      <w:t>2025-02-16</w:t>
       <w:br/>
       <w:br/>
     </w:r>

--- a/tillsyn/A 28-2025 tillsynsbegäran.docx
+++ b/tillsyn/A 28-2025 tillsynsbegäran.docx
@@ -314,7 +314,7 @@
     <w:r>
       <w:tab/>
       <w:tab/>
-      <w:t>2025-02-16</w:t>
+      <w:t>2025-02-17</w:t>
       <w:br/>
       <w:br/>
     </w:r>

--- a/tillsyn/A 28-2025 tillsynsbegäran.docx
+++ b/tillsyn/A 28-2025 tillsynsbegäran.docx
@@ -314,7 +314,7 @@
     <w:r>
       <w:tab/>
       <w:tab/>
-      <w:t>2025-02-17</w:t>
+      <w:t>2025-02-18</w:t>
       <w:br/>
       <w:br/>
     </w:r>

--- a/tillsyn/A 28-2025 tillsynsbegäran.docx
+++ b/tillsyn/A 28-2025 tillsynsbegäran.docx
@@ -314,7 +314,7 @@
     <w:r>
       <w:tab/>
       <w:tab/>
-      <w:t>2025-02-18</w:t>
+      <w:t>2025-02-19</w:t>
       <w:br/>
       <w:br/>
     </w:r>

--- a/tillsyn/A 28-2025 tillsynsbegäran.docx
+++ b/tillsyn/A 28-2025 tillsynsbegäran.docx
@@ -314,7 +314,7 @@
     <w:r>
       <w:tab/>
       <w:tab/>
-      <w:t>2025-02-19</w:t>
+      <w:t>2025-02-20</w:t>
       <w:br/>
       <w:br/>
     </w:r>

--- a/tillsyn/A 28-2025 tillsynsbegäran.docx
+++ b/tillsyn/A 28-2025 tillsynsbegäran.docx
@@ -314,7 +314,7 @@
     <w:r>
       <w:tab/>
       <w:tab/>
-      <w:t>2025-02-20</w:t>
+      <w:t>2025-02-21</w:t>
       <w:br/>
       <w:br/>
     </w:r>

--- a/tillsyn/A 28-2025 tillsynsbegäran.docx
+++ b/tillsyn/A 28-2025 tillsynsbegäran.docx
@@ -314,7 +314,7 @@
     <w:r>
       <w:tab/>
       <w:tab/>
-      <w:t>2025-02-21</w:t>
+      <w:t>2025-02-22</w:t>
       <w:br/>
       <w:br/>
     </w:r>

--- a/tillsyn/A 28-2025 tillsynsbegäran.docx
+++ b/tillsyn/A 28-2025 tillsynsbegäran.docx
@@ -314,7 +314,7 @@
     <w:r>
       <w:tab/>
       <w:tab/>
-      <w:t>2025-02-22</w:t>
+      <w:t>2025-02-23</w:t>
       <w:br/>
       <w:br/>
     </w:r>

--- a/tillsyn/A 28-2025 tillsynsbegäran.docx
+++ b/tillsyn/A 28-2025 tillsynsbegäran.docx
@@ -314,7 +314,7 @@
     <w:r>
       <w:tab/>
       <w:tab/>
-      <w:t>2025-02-23</w:t>
+      <w:t>2025-02-24</w:t>
       <w:br/>
       <w:br/>
     </w:r>

--- a/tillsyn/A 28-2025 tillsynsbegäran.docx
+++ b/tillsyn/A 28-2025 tillsynsbegäran.docx
@@ -314,7 +314,7 @@
     <w:r>
       <w:tab/>
       <w:tab/>
-      <w:t>2025-02-24</w:t>
+      <w:t>2025-02-25</w:t>
       <w:br/>
       <w:br/>
     </w:r>

--- a/tillsyn/A 28-2025 tillsynsbegäran.docx
+++ b/tillsyn/A 28-2025 tillsynsbegäran.docx
@@ -314,7 +314,7 @@
     <w:r>
       <w:tab/>
       <w:tab/>
-      <w:t>2025-02-25</w:t>
+      <w:t>2025-02-26</w:t>
       <w:br/>
       <w:br/>
     </w:r>

--- a/tillsyn/A 28-2025 tillsynsbegäran.docx
+++ b/tillsyn/A 28-2025 tillsynsbegäran.docx
@@ -314,7 +314,7 @@
     <w:r>
       <w:tab/>
       <w:tab/>
-      <w:t>2025-02-26</w:t>
+      <w:t>2025-02-27</w:t>
       <w:br/>
       <w:br/>
     </w:r>

--- a/tillsyn/A 28-2025 tillsynsbegäran.docx
+++ b/tillsyn/A 28-2025 tillsynsbegäran.docx
@@ -314,7 +314,7 @@
     <w:r>
       <w:tab/>
       <w:tab/>
-      <w:t>2025-02-27</w:t>
+      <w:t>2025-02-28</w:t>
       <w:br/>
       <w:br/>
     </w:r>

--- a/tillsyn/A 28-2025 tillsynsbegäran.docx
+++ b/tillsyn/A 28-2025 tillsynsbegäran.docx
@@ -314,7 +314,7 @@
     <w:r>
       <w:tab/>
       <w:tab/>
-      <w:t>2025-02-28</w:t>
+      <w:t>2025-03-01</w:t>
       <w:br/>
       <w:br/>
     </w:r>

--- a/tillsyn/A 28-2025 tillsynsbegäran.docx
+++ b/tillsyn/A 28-2025 tillsynsbegäran.docx
@@ -314,7 +314,7 @@
     <w:r>
       <w:tab/>
       <w:tab/>
-      <w:t>2025-03-01</w:t>
+      <w:t>2025-03-02</w:t>
       <w:br/>
       <w:br/>
     </w:r>

--- a/tillsyn/A 28-2025 tillsynsbegäran.docx
+++ b/tillsyn/A 28-2025 tillsynsbegäran.docx
@@ -314,7 +314,7 @@
     <w:r>
       <w:tab/>
       <w:tab/>
-      <w:t>2025-03-02</w:t>
+      <w:t>2025-03-03</w:t>
       <w:br/>
       <w:br/>
     </w:r>

--- a/tillsyn/A 28-2025 tillsynsbegäran.docx
+++ b/tillsyn/A 28-2025 tillsynsbegäran.docx
@@ -314,7 +314,7 @@
     <w:r>
       <w:tab/>
       <w:tab/>
-      <w:t>2025-03-03</w:t>
+      <w:t>2025-03-04</w:t>
       <w:br/>
       <w:br/>
     </w:r>

--- a/tillsyn/A 28-2025 tillsynsbegäran.docx
+++ b/tillsyn/A 28-2025 tillsynsbegäran.docx
@@ -314,7 +314,7 @@
     <w:r>
       <w:tab/>
       <w:tab/>
-      <w:t>2025-03-04</w:t>
+      <w:t>2025-03-05</w:t>
       <w:br/>
       <w:br/>
     </w:r>

--- a/tillsyn/A 28-2025 tillsynsbegäran.docx
+++ b/tillsyn/A 28-2025 tillsynsbegäran.docx
@@ -314,7 +314,7 @@
     <w:r>
       <w:tab/>
       <w:tab/>
-      <w:t>2025-03-05</w:t>
+      <w:t>2025-03-06</w:t>
       <w:br/>
       <w:br/>
     </w:r>

--- a/tillsyn/A 28-2025 tillsynsbegäran.docx
+++ b/tillsyn/A 28-2025 tillsynsbegäran.docx
@@ -314,7 +314,7 @@
     <w:r>
       <w:tab/>
       <w:tab/>
-      <w:t>2025-03-06</w:t>
+      <w:t>2025-03-07</w:t>
       <w:br/>
       <w:br/>
     </w:r>

--- a/tillsyn/A 28-2025 tillsynsbegäran.docx
+++ b/tillsyn/A 28-2025 tillsynsbegäran.docx
@@ -314,7 +314,7 @@
     <w:r>
       <w:tab/>
       <w:tab/>
-      <w:t>2025-03-07</w:t>
+      <w:t>2025-03-08</w:t>
       <w:br/>
       <w:br/>
     </w:r>

--- a/tillsyn/A 28-2025 tillsynsbegäran.docx
+++ b/tillsyn/A 28-2025 tillsynsbegäran.docx
@@ -314,7 +314,7 @@
     <w:r>
       <w:tab/>
       <w:tab/>
-      <w:t>2025-03-08</w:t>
+      <w:t>2025-03-09</w:t>
       <w:br/>
       <w:br/>
     </w:r>

--- a/tillsyn/A 28-2025 tillsynsbegäran.docx
+++ b/tillsyn/A 28-2025 tillsynsbegäran.docx
@@ -314,7 +314,7 @@
     <w:r>
       <w:tab/>
       <w:tab/>
-      <w:t>2025-03-09</w:t>
+      <w:t>2025-03-10</w:t>
       <w:br/>
       <w:br/>
     </w:r>

--- a/tillsyn/A 28-2025 tillsynsbegäran.docx
+++ b/tillsyn/A 28-2025 tillsynsbegäran.docx
@@ -314,7 +314,7 @@
     <w:r>
       <w:tab/>
       <w:tab/>
-      <w:t>2025-03-10</w:t>
+      <w:t>2025-03-11</w:t>
       <w:br/>
       <w:br/>
     </w:r>

--- a/tillsyn/A 28-2025 tillsynsbegäran.docx
+++ b/tillsyn/A 28-2025 tillsynsbegäran.docx
@@ -314,7 +314,7 @@
     <w:r>
       <w:tab/>
       <w:tab/>
-      <w:t>2025-03-11</w:t>
+      <w:t>2025-03-12</w:t>
       <w:br/>
       <w:br/>
     </w:r>

--- a/tillsyn/A 28-2025 tillsynsbegäran.docx
+++ b/tillsyn/A 28-2025 tillsynsbegäran.docx
@@ -314,7 +314,7 @@
     <w:r>
       <w:tab/>
       <w:tab/>
-      <w:t>2025-03-12</w:t>
+      <w:t>2025-03-13</w:t>
       <w:br/>
       <w:br/>
     </w:r>

--- a/tillsyn/A 28-2025 tillsynsbegäran.docx
+++ b/tillsyn/A 28-2025 tillsynsbegäran.docx
@@ -314,7 +314,7 @@
     <w:r>
       <w:tab/>
       <w:tab/>
-      <w:t>2025-03-13</w:t>
+      <w:t>2025-03-14</w:t>
       <w:br/>
       <w:br/>
     </w:r>

--- a/tillsyn/A 28-2025 tillsynsbegäran.docx
+++ b/tillsyn/A 28-2025 tillsynsbegäran.docx
@@ -314,7 +314,7 @@
     <w:r>
       <w:tab/>
       <w:tab/>
-      <w:t>2025-03-14</w:t>
+      <w:t>2025-03-15</w:t>
       <w:br/>
       <w:br/>
     </w:r>

--- a/tillsyn/A 28-2025 tillsynsbegäran.docx
+++ b/tillsyn/A 28-2025 tillsynsbegäran.docx
@@ -314,7 +314,7 @@
     <w:r>
       <w:tab/>
       <w:tab/>
-      <w:t>2025-03-15</w:t>
+      <w:t>2025-03-16</w:t>
       <w:br/>
       <w:br/>
     </w:r>

--- a/tillsyn/A 28-2025 tillsynsbegäran.docx
+++ b/tillsyn/A 28-2025 tillsynsbegäran.docx
@@ -314,7 +314,7 @@
     <w:r>
       <w:tab/>
       <w:tab/>
-      <w:t>2025-03-16</w:t>
+      <w:t>2025-03-17</w:t>
       <w:br/>
       <w:br/>
     </w:r>

--- a/tillsyn/A 28-2025 tillsynsbegäran.docx
+++ b/tillsyn/A 28-2025 tillsynsbegäran.docx
@@ -314,7 +314,7 @@
     <w:r>
       <w:tab/>
       <w:tab/>
-      <w:t>2025-03-17</w:t>
+      <w:t>2025-03-18</w:t>
       <w:br/>
       <w:br/>
     </w:r>

--- a/tillsyn/A 28-2025 tillsynsbegäran.docx
+++ b/tillsyn/A 28-2025 tillsynsbegäran.docx
@@ -314,7 +314,7 @@
     <w:r>
       <w:tab/>
       <w:tab/>
-      <w:t>2025-03-18</w:t>
+      <w:t>2025-03-19</w:t>
       <w:br/>
       <w:br/>
     </w:r>

--- a/tillsyn/A 28-2025 tillsynsbegäran.docx
+++ b/tillsyn/A 28-2025 tillsynsbegäran.docx
@@ -314,7 +314,7 @@
     <w:r>
       <w:tab/>
       <w:tab/>
-      <w:t>2025-03-19</w:t>
+      <w:t>2025-03-20</w:t>
       <w:br/>
       <w:br/>
     </w:r>

--- a/tillsyn/A 28-2025 tillsynsbegäran.docx
+++ b/tillsyn/A 28-2025 tillsynsbegäran.docx
@@ -314,7 +314,7 @@
     <w:r>
       <w:tab/>
       <w:tab/>
-      <w:t>2025-03-20</w:t>
+      <w:t>2025-03-21</w:t>
       <w:br/>
       <w:br/>
     </w:r>

--- a/tillsyn/A 28-2025 tillsynsbegäran.docx
+++ b/tillsyn/A 28-2025 tillsynsbegäran.docx
@@ -314,7 +314,7 @@
     <w:r>
       <w:tab/>
       <w:tab/>
-      <w:t>2025-03-21</w:t>
+      <w:t>2025-03-22</w:t>
       <w:br/>
       <w:br/>
     </w:r>

--- a/tillsyn/A 28-2025 tillsynsbegäran.docx
+++ b/tillsyn/A 28-2025 tillsynsbegäran.docx
@@ -314,7 +314,7 @@
     <w:r>
       <w:tab/>
       <w:tab/>
-      <w:t>2025-03-22</w:t>
+      <w:t>2025-03-23</w:t>
       <w:br/>
       <w:br/>
     </w:r>

--- a/tillsyn/A 28-2025 tillsynsbegäran.docx
+++ b/tillsyn/A 28-2025 tillsynsbegäran.docx
@@ -314,7 +314,7 @@
     <w:r>
       <w:tab/>
       <w:tab/>
-      <w:t>2025-03-23</w:t>
+      <w:t>2025-03-24</w:t>
       <w:br/>
       <w:br/>
     </w:r>

--- a/tillsyn/A 28-2025 tillsynsbegäran.docx
+++ b/tillsyn/A 28-2025 tillsynsbegäran.docx
@@ -314,7 +314,7 @@
     <w:r>
       <w:tab/>
       <w:tab/>
-      <w:t>2025-03-24</w:t>
+      <w:t>2025-03-25</w:t>
       <w:br/>
       <w:br/>
     </w:r>

--- a/tillsyn/A 28-2025 tillsynsbegäran.docx
+++ b/tillsyn/A 28-2025 tillsynsbegäran.docx
@@ -314,7 +314,7 @@
     <w:r>
       <w:tab/>
       <w:tab/>
-      <w:t>2025-03-25</w:t>
+      <w:t>2025-03-26</w:t>
       <w:br/>
       <w:br/>
     </w:r>

--- a/tillsyn/A 28-2025 tillsynsbegäran.docx
+++ b/tillsyn/A 28-2025 tillsynsbegäran.docx
@@ -314,7 +314,7 @@
     <w:r>
       <w:tab/>
       <w:tab/>
-      <w:t>2025-03-26</w:t>
+      <w:t>2025-03-27</w:t>
       <w:br/>
       <w:br/>
     </w:r>

--- a/tillsyn/A 28-2025 tillsynsbegäran.docx
+++ b/tillsyn/A 28-2025 tillsynsbegäran.docx
@@ -314,7 +314,7 @@
     <w:r>
       <w:tab/>
       <w:tab/>
-      <w:t>2025-03-27</w:t>
+      <w:t>2025-03-28</w:t>
       <w:br/>
       <w:br/>
     </w:r>

--- a/tillsyn/A 28-2025 tillsynsbegäran.docx
+++ b/tillsyn/A 28-2025 tillsynsbegäran.docx
@@ -314,7 +314,7 @@
     <w:r>
       <w:tab/>
       <w:tab/>
-      <w:t>2025-03-28</w:t>
+      <w:t>2025-03-29</w:t>
       <w:br/>
       <w:br/>
     </w:r>

--- a/tillsyn/A 28-2025 tillsynsbegäran.docx
+++ b/tillsyn/A 28-2025 tillsynsbegäran.docx
@@ -314,7 +314,7 @@
     <w:r>
       <w:tab/>
       <w:tab/>
-      <w:t>2025-04-02</w:t>
+      <w:t>2025-04-03</w:t>
       <w:br/>
       <w:br/>
     </w:r>

--- a/tillsyn/A 28-2025 tillsynsbegäran.docx
+++ b/tillsyn/A 28-2025 tillsynsbegäran.docx
@@ -314,7 +314,7 @@
     <w:r>
       <w:tab/>
       <w:tab/>
-      <w:t>2025-04-03</w:t>
+      <w:t>2025-04-05</w:t>
       <w:br/>
       <w:br/>
     </w:r>

--- a/tillsyn/A 28-2025 tillsynsbegäran.docx
+++ b/tillsyn/A 28-2025 tillsynsbegäran.docx
@@ -314,7 +314,7 @@
     <w:r>
       <w:tab/>
       <w:tab/>
-      <w:t>2025-04-05</w:t>
+      <w:t>2025-04-06</w:t>
       <w:br/>
       <w:br/>
     </w:r>

--- a/tillsyn/A 28-2025 tillsynsbegäran.docx
+++ b/tillsyn/A 28-2025 tillsynsbegäran.docx
@@ -314,7 +314,7 @@
     <w:r>
       <w:tab/>
       <w:tab/>
-      <w:t>2025-04-06</w:t>
+      <w:t>2025-04-07</w:t>
       <w:br/>
       <w:br/>
     </w:r>

--- a/tillsyn/A 28-2025 tillsynsbegäran.docx
+++ b/tillsyn/A 28-2025 tillsynsbegäran.docx
@@ -314,7 +314,7 @@
     <w:r>
       <w:tab/>
       <w:tab/>
-      <w:t>2025-04-07</w:t>
+      <w:t>2025-04-08</w:t>
       <w:br/>
       <w:br/>
     </w:r>

--- a/tillsyn/A 28-2025 tillsynsbegäran.docx
+++ b/tillsyn/A 28-2025 tillsynsbegäran.docx
@@ -314,7 +314,7 @@
     <w:r>
       <w:tab/>
       <w:tab/>
-      <w:t>2025-04-08</w:t>
+      <w:t>2025-04-09</w:t>
       <w:br/>
       <w:br/>
     </w:r>

--- a/tillsyn/A 28-2025 tillsynsbegäran.docx
+++ b/tillsyn/A 28-2025 tillsynsbegäran.docx
@@ -88,6 +88,39 @@
       </w:pPr>
       <w:r>
         <w:t>Figur 1. Fyndplatser för naturvårdsarter i det avverkningsanmälda området (röd linje). Markörer utan svart kant är placerade på fyndplatsen. Markörer med svart kant är placerade vid sidan av fyndplatsen och har ett svart streck som visar fyndplatsens exakta position. Kartans mittpunktskoordinat är N 6558858, E 665000 i SWEREF 99 TM.</w:t>
+      </w:r>
+    </w:p>
+    <w:p>
+      <w:r>
+        <w:rPr>
+          <w:b/>
+        </w:rPr>
+        <w:t xml:space="preserve">Motaggsvamp (NT) </w:t>
+      </w:r>
+      <w:r>
+        <w:t>bildar mykorrhiza med tall i tallskog och hittas huvudsakligen i äldre, glesare skogsbestånd och hällmarksimpediment. Arten hotas främst av skogsavverkning och tycks försvinna efter slutavverkning, markberedning och plantering (SLU Artdatabanken, 2024).</w:t>
+      </w:r>
+    </w:p>
+    <w:p>
+      <w:r>
+        <w:rPr>
+          <w:b/>
+        </w:rPr>
+        <w:t xml:space="preserve">Tallticka (NT) </w:t>
+      </w:r>
+      <w:r>
+        <w:t>uppträder först på tallar som är 100–150 år gamla men är vanligast på träd som är runt 150–200 år eller äldre. I skogslandskapet är den främst knuten till tallnaturskogar och restbiotoper med biologiskt gamla träd och signalerar vanligtvis skyddsvärda tallbestånd med höga naturvärden (SLU Artdatabanken, 2023; Nitare &amp; Skogsstyrelsen, 2019).</w:t>
+      </w:r>
+    </w:p>
+    <w:p>
+      <w:r>
+        <w:rPr>
+          <w:b/>
+        </w:rPr>
+        <w:t>Vedskivlav (NT)</w:t>
+      </w:r>
+      <w:r>
+        <w:t xml:space="preserve"> växer på gammal, torr, exponerad, hård kärnved av framförallt tall i naturskogsartade bestånd. Avverkning av tallskog av naturskogskaraktär med spår av återkommande bränder är ett hot. Mängden lämplig ved att växa på för vedskivlav minskar, dels på grund av naturlig nedbrytning men framförallt på grund av att de förstörs i samband med slutavverkningar, gallringar och markberedning. Tall- och blandbarrskogar av naturskogskaraktär med spår av återkommande bränder bör skyddas (SLU Artdatabanken, 2024).</w:t>
       </w:r>
     </w:p>
     <w:p>
@@ -314,7 +347,7 @@
     <w:r>
       <w:tab/>
       <w:tab/>
-      <w:t>2025-04-09</w:t>
+      <w:t>2025-04-10</w:t>
       <w:br/>
       <w:br/>
     </w:r>

--- a/tillsyn/A 28-2025 tillsynsbegäran.docx
+++ b/tillsyn/A 28-2025 tillsynsbegäran.docx
@@ -347,7 +347,7 @@
     <w:r>
       <w:tab/>
       <w:tab/>
-      <w:t>2025-04-10</w:t>
+      <w:t>2025-04-11</w:t>
       <w:br/>
       <w:br/>
     </w:r>

--- a/tillsyn/A 28-2025 tillsynsbegäran.docx
+++ b/tillsyn/A 28-2025 tillsynsbegäran.docx
@@ -347,7 +347,7 @@
     <w:r>
       <w:tab/>
       <w:tab/>
-      <w:t>2025-04-11</w:t>
+      <w:t>2025-04-12</w:t>
       <w:br/>
       <w:br/>
     </w:r>

--- a/tillsyn/A 28-2025 tillsynsbegäran.docx
+++ b/tillsyn/A 28-2025 tillsynsbegäran.docx
@@ -347,7 +347,7 @@
     <w:r>
       <w:tab/>
       <w:tab/>
-      <w:t>2025-04-12</w:t>
+      <w:t>2025-04-13</w:t>
       <w:br/>
       <w:br/>
     </w:r>

--- a/tillsyn/A 28-2025 tillsynsbegäran.docx
+++ b/tillsyn/A 28-2025 tillsynsbegäran.docx
@@ -347,7 +347,7 @@
     <w:r>
       <w:tab/>
       <w:tab/>
-      <w:t>2025-04-13</w:t>
+      <w:t>2025-04-14</w:t>
       <w:br/>
       <w:br/>
     </w:r>

--- a/tillsyn/A 28-2025 tillsynsbegäran.docx
+++ b/tillsyn/A 28-2025 tillsynsbegäran.docx
@@ -347,7 +347,7 @@
     <w:r>
       <w:tab/>
       <w:tab/>
-      <w:t>2025-04-14</w:t>
+      <w:t>2025-04-15</w:t>
       <w:br/>
       <w:br/>
     </w:r>

--- a/tillsyn/A 28-2025 tillsynsbegäran.docx
+++ b/tillsyn/A 28-2025 tillsynsbegäran.docx
@@ -347,7 +347,7 @@
     <w:r>
       <w:tab/>
       <w:tab/>
-      <w:t>2025-04-15</w:t>
+      <w:t>2025-04-16</w:t>
       <w:br/>
       <w:br/>
     </w:r>

--- a/tillsyn/A 28-2025 tillsynsbegäran.docx
+++ b/tillsyn/A 28-2025 tillsynsbegäran.docx
@@ -347,7 +347,7 @@
     <w:r>
       <w:tab/>
       <w:tab/>
-      <w:t>2025-04-16</w:t>
+      <w:t>2025-04-17</w:t>
       <w:br/>
       <w:br/>
     </w:r>

--- a/tillsyn/A 28-2025 tillsynsbegäran.docx
+++ b/tillsyn/A 28-2025 tillsynsbegäran.docx
@@ -347,7 +347,7 @@
     <w:r>
       <w:tab/>
       <w:tab/>
-      <w:t>2025-04-17</w:t>
+      <w:t>2025-04-18</w:t>
       <w:br/>
       <w:br/>
     </w:r>

--- a/tillsyn/A 28-2025 tillsynsbegäran.docx
+++ b/tillsyn/A 28-2025 tillsynsbegäran.docx
@@ -347,7 +347,7 @@
     <w:r>
       <w:tab/>
       <w:tab/>
-      <w:t>2025-04-18</w:t>
+      <w:t>2025-04-19</w:t>
       <w:br/>
       <w:br/>
     </w:r>

--- a/tillsyn/A 28-2025 tillsynsbegäran.docx
+++ b/tillsyn/A 28-2025 tillsynsbegäran.docx
@@ -347,7 +347,7 @@
     <w:r>
       <w:tab/>
       <w:tab/>
-      <w:t>2025-05-03</w:t>
+      <w:t>2025-05-04</w:t>
       <w:br/>
       <w:br/>
     </w:r>

--- a/tillsyn/A 28-2025 tillsynsbegäran.docx
+++ b/tillsyn/A 28-2025 tillsynsbegäran.docx
@@ -347,7 +347,7 @@
     <w:r>
       <w:tab/>
       <w:tab/>
-      <w:t>2025-05-04</w:t>
+      <w:t>2025-05-06</w:t>
       <w:br/>
       <w:br/>
     </w:r>

--- a/tillsyn/A 28-2025 tillsynsbegäran.docx
+++ b/tillsyn/A 28-2025 tillsynsbegäran.docx
@@ -347,7 +347,7 @@
     <w:r>
       <w:tab/>
       <w:tab/>
-      <w:t>2025-05-06</w:t>
+      <w:t>2025-05-07</w:t>
       <w:br/>
       <w:br/>
     </w:r>

--- a/tillsyn/A 28-2025 tillsynsbegäran.docx
+++ b/tillsyn/A 28-2025 tillsynsbegäran.docx
@@ -347,7 +347,7 @@
     <w:r>
       <w:tab/>
       <w:tab/>
-      <w:t>2025-05-07</w:t>
+      <w:t>2025-05-08</w:t>
       <w:br/>
       <w:br/>
     </w:r>

--- a/tillsyn/A 28-2025 tillsynsbegäran.docx
+++ b/tillsyn/A 28-2025 tillsynsbegäran.docx
@@ -347,7 +347,7 @@
     <w:r>
       <w:tab/>
       <w:tab/>
-      <w:t>2025-05-08</w:t>
+      <w:t>2025-05-09</w:t>
       <w:br/>
       <w:br/>
     </w:r>

--- a/tillsyn/A 28-2025 tillsynsbegäran.docx
+++ b/tillsyn/A 28-2025 tillsynsbegäran.docx
@@ -347,7 +347,7 @@
     <w:r>
       <w:tab/>
       <w:tab/>
-      <w:t>2025-05-09</w:t>
+      <w:t>2025-05-10</w:t>
       <w:br/>
       <w:br/>
     </w:r>

--- a/tillsyn/A 28-2025 tillsynsbegäran.docx
+++ b/tillsyn/A 28-2025 tillsynsbegäran.docx
@@ -347,7 +347,7 @@
     <w:r>
       <w:tab/>
       <w:tab/>
-      <w:t>2025-05-10</w:t>
+      <w:t>2025-05-11</w:t>
       <w:br/>
       <w:br/>
     </w:r>

--- a/tillsyn/A 28-2025 tillsynsbegäran.docx
+++ b/tillsyn/A 28-2025 tillsynsbegäran.docx
@@ -347,7 +347,7 @@
     <w:r>
       <w:tab/>
       <w:tab/>
-      <w:t>2025-05-11</w:t>
+      <w:t>2025-05-12</w:t>
       <w:br/>
       <w:br/>
     </w:r>

--- a/tillsyn/A 28-2025 tillsynsbegäran.docx
+++ b/tillsyn/A 28-2025 tillsynsbegäran.docx
@@ -347,7 +347,7 @@
     <w:r>
       <w:tab/>
       <w:tab/>
-      <w:t>2025-05-12</w:t>
+      <w:t>2025-05-13</w:t>
       <w:br/>
       <w:br/>
     </w:r>

--- a/tillsyn/A 28-2025 tillsynsbegäran.docx
+++ b/tillsyn/A 28-2025 tillsynsbegäran.docx
@@ -347,7 +347,7 @@
     <w:r>
       <w:tab/>
       <w:tab/>
-      <w:t>2025-05-13</w:t>
+      <w:t>2025-05-14</w:t>
       <w:br/>
       <w:br/>
     </w:r>

--- a/tillsyn/A 28-2025 tillsynsbegäran.docx
+++ b/tillsyn/A 28-2025 tillsynsbegäran.docx
@@ -347,7 +347,7 @@
     <w:r>
       <w:tab/>
       <w:tab/>
-      <w:t>2025-05-14</w:t>
+      <w:t>2025-05-15</w:t>
       <w:br/>
       <w:br/>
     </w:r>

--- a/tillsyn/A 28-2025 tillsynsbegäran.docx
+++ b/tillsyn/A 28-2025 tillsynsbegäran.docx
@@ -347,7 +347,7 @@
     <w:r>
       <w:tab/>
       <w:tab/>
-      <w:t>2025-05-15</w:t>
+      <w:t>2025-05-16</w:t>
       <w:br/>
       <w:br/>
     </w:r>

--- a/tillsyn/A 28-2025 tillsynsbegäran.docx
+++ b/tillsyn/A 28-2025 tillsynsbegäran.docx
@@ -347,7 +347,7 @@
     <w:r>
       <w:tab/>
       <w:tab/>
-      <w:t>2025-05-16</w:t>
+      <w:t>2025-05-17</w:t>
       <w:br/>
       <w:br/>
     </w:r>

--- a/tillsyn/A 28-2025 tillsynsbegäran.docx
+++ b/tillsyn/A 28-2025 tillsynsbegäran.docx
@@ -347,7 +347,7 @@
     <w:r>
       <w:tab/>
       <w:tab/>
-      <w:t>2025-05-17</w:t>
+      <w:t>2025-05-18</w:t>
       <w:br/>
       <w:br/>
     </w:r>

--- a/tillsyn/A 28-2025 tillsynsbegäran.docx
+++ b/tillsyn/A 28-2025 tillsynsbegäran.docx
@@ -347,7 +347,7 @@
     <w:r>
       <w:tab/>
       <w:tab/>
-      <w:t>2025-05-18</w:t>
+      <w:t>2025-05-19</w:t>
       <w:br/>
       <w:br/>
     </w:r>

--- a/tillsyn/A 28-2025 tillsynsbegäran.docx
+++ b/tillsyn/A 28-2025 tillsynsbegäran.docx
@@ -347,7 +347,7 @@
     <w:r>
       <w:tab/>
       <w:tab/>
-      <w:t>2025-05-19</w:t>
+      <w:t>2025-05-20</w:t>
       <w:br/>
       <w:br/>
     </w:r>

--- a/tillsyn/A 28-2025 tillsynsbegäran.docx
+++ b/tillsyn/A 28-2025 tillsynsbegäran.docx
@@ -347,7 +347,7 @@
     <w:r>
       <w:tab/>
       <w:tab/>
-      <w:t>2025-05-20</w:t>
+      <w:t>2025-05-21</w:t>
       <w:br/>
       <w:br/>
     </w:r>

--- a/tillsyn/A 28-2025 tillsynsbegäran.docx
+++ b/tillsyn/A 28-2025 tillsynsbegäran.docx
@@ -88,6 +88,17 @@
       </w:pPr>
       <w:r>
         <w:t>Figur 1. Fyndplatser för naturvårdsarter i det avverkningsanmälda området (röd linje). Markörer utan svart kant är placerade på fyndplatsen. Markörer med svart kant är placerade vid sidan av fyndplatsen och har ett svart streck som visar fyndplatsens exakta position. Kartans mittpunktskoordinat är N 6558858, E 665000 i SWEREF 99 TM.</w:t>
+      </w:r>
+    </w:p>
+    <w:p>
+      <w:r>
+        <w:rPr>
+          <w:b/>
+        </w:rPr>
+        <w:t xml:space="preserve">Blomkålssvamp </w:t>
+      </w:r>
+      <w:r>
+        <w:t>är en parasit och vednedbrytare som växer på rötter och basala stamdelar av tall, enstaka gånger även på lärk och gran. Träden är oftast mycket gamla, gärna 150–200 år eller äldre. När blomkålssvamp påträffas i skogslandskapet signalerar den vanligtvis skyddsvärda tallbestånd med höga naturvärden. Den är då främst knuten till gamla skogar, oftast tallnaturskogar och olika restbiotoper där det förekommer biologiskt gamla träd. Samtliga tallar med blomkålssvamp bör klassas som naturvårdsträd och lämnas som framtida ”evighetsträd” (Nitare &amp; Skogsstyrelsen, 2019).</w:t>
       </w:r>
     </w:p>
     <w:p>
@@ -347,7 +358,7 @@
     <w:r>
       <w:tab/>
       <w:tab/>
-      <w:t>2025-05-21</w:t>
+      <w:t>2025-05-22</w:t>
       <w:br/>
       <w:br/>
     </w:r>

--- a/tillsyn/A 28-2025 tillsynsbegäran.docx
+++ b/tillsyn/A 28-2025 tillsynsbegäran.docx
@@ -358,7 +358,7 @@
     <w:r>
       <w:tab/>
       <w:tab/>
-      <w:t>2025-05-22</w:t>
+      <w:t>2025-05-23</w:t>
       <w:br/>
       <w:br/>
     </w:r>

--- a/tillsyn/A 28-2025 tillsynsbegäran.docx
+++ b/tillsyn/A 28-2025 tillsynsbegäran.docx
@@ -358,7 +358,7 @@
     <w:r>
       <w:tab/>
       <w:tab/>
-      <w:t>2025-05-23</w:t>
+      <w:t>2025-05-24</w:t>
       <w:br/>
       <w:br/>
     </w:r>

--- a/tillsyn/A 28-2025 tillsynsbegäran.docx
+++ b/tillsyn/A 28-2025 tillsynsbegäran.docx
@@ -358,7 +358,7 @@
     <w:r>
       <w:tab/>
       <w:tab/>
-      <w:t>2025-05-24</w:t>
+      <w:t>2025-05-25</w:t>
       <w:br/>
       <w:br/>
     </w:r>

--- a/tillsyn/A 28-2025 tillsynsbegäran.docx
+++ b/tillsyn/A 28-2025 tillsynsbegäran.docx
@@ -358,7 +358,7 @@
     <w:r>
       <w:tab/>
       <w:tab/>
-      <w:t>2025-05-25</w:t>
+      <w:t>2025-05-26</w:t>
       <w:br/>
       <w:br/>
     </w:r>

--- a/tillsyn/A 28-2025 tillsynsbegäran.docx
+++ b/tillsyn/A 28-2025 tillsynsbegäran.docx
@@ -358,7 +358,7 @@
     <w:r>
       <w:tab/>
       <w:tab/>
-      <w:t>2025-05-26</w:t>
+      <w:t>2025-05-27</w:t>
       <w:br/>
       <w:br/>
     </w:r>

--- a/tillsyn/A 28-2025 tillsynsbegäran.docx
+++ b/tillsyn/A 28-2025 tillsynsbegäran.docx
@@ -358,7 +358,7 @@
     <w:r>
       <w:tab/>
       <w:tab/>
-      <w:t>2025-05-27</w:t>
+      <w:t>2025-05-30</w:t>
       <w:br/>
       <w:br/>
     </w:r>

--- a/tillsyn/A 28-2025 tillsynsbegäran.docx
+++ b/tillsyn/A 28-2025 tillsynsbegäran.docx
@@ -358,7 +358,7 @@
     <w:r>
       <w:tab/>
       <w:tab/>
-      <w:t>2025-05-30</w:t>
+      <w:t>2025-06-01</w:t>
       <w:br/>
       <w:br/>
     </w:r>

--- a/tillsyn/A 28-2025 tillsynsbegäran.docx
+++ b/tillsyn/A 28-2025 tillsynsbegäran.docx
@@ -358,7 +358,7 @@
     <w:r>
       <w:tab/>
       <w:tab/>
-      <w:t>2025-06-01</w:t>
+      <w:t>2025-06-02</w:t>
       <w:br/>
       <w:br/>
     </w:r>

--- a/tillsyn/A 28-2025 tillsynsbegäran.docx
+++ b/tillsyn/A 28-2025 tillsynsbegäran.docx
@@ -358,7 +358,7 @@
     <w:r>
       <w:tab/>
       <w:tab/>
-      <w:t>2025-06-02</w:t>
+      <w:t>2025-06-03</w:t>
       <w:br/>
       <w:br/>
     </w:r>

--- a/tillsyn/A 28-2025 tillsynsbegäran.docx
+++ b/tillsyn/A 28-2025 tillsynsbegäran.docx
@@ -358,7 +358,7 @@
     <w:r>
       <w:tab/>
       <w:tab/>
-      <w:t>2025-06-03</w:t>
+      <w:t>2025-06-04</w:t>
       <w:br/>
       <w:br/>
     </w:r>

--- a/tillsyn/A 28-2025 tillsynsbegäran.docx
+++ b/tillsyn/A 28-2025 tillsynsbegäran.docx
@@ -358,7 +358,7 @@
     <w:r>
       <w:tab/>
       <w:tab/>
-      <w:t>2025-06-04</w:t>
+      <w:t>2025-06-05</w:t>
       <w:br/>
       <w:br/>
     </w:r>

--- a/tillsyn/A 28-2025 tillsynsbegäran.docx
+++ b/tillsyn/A 28-2025 tillsynsbegäran.docx
@@ -358,7 +358,7 @@
     <w:r>
       <w:tab/>
       <w:tab/>
-      <w:t>2025-06-13</w:t>
+      <w:t>2025-06-15</w:t>
       <w:br/>
       <w:br/>
     </w:r>

--- a/tillsyn/A 28-2025 tillsynsbegäran.docx
+++ b/tillsyn/A 28-2025 tillsynsbegäran.docx
@@ -358,7 +358,7 @@
     <w:r>
       <w:tab/>
       <w:tab/>
-      <w:t>2025-06-15</w:t>
+      <w:t>2025-06-16</w:t>
       <w:br/>
       <w:br/>
     </w:r>

--- a/tillsyn/A 28-2025 tillsynsbegäran.docx
+++ b/tillsyn/A 28-2025 tillsynsbegäran.docx
@@ -358,7 +358,7 @@
     <w:r>
       <w:tab/>
       <w:tab/>
-      <w:t>2025-06-16</w:t>
+      <w:t>2025-06-17</w:t>
       <w:br/>
       <w:br/>
     </w:r>

--- a/tillsyn/A 28-2025 tillsynsbegäran.docx
+++ b/tillsyn/A 28-2025 tillsynsbegäran.docx
@@ -358,7 +358,7 @@
     <w:r>
       <w:tab/>
       <w:tab/>
-      <w:t>2025-06-17</w:t>
+      <w:t>2025-06-18</w:t>
       <w:br/>
       <w:br/>
     </w:r>

--- a/tillsyn/A 28-2025 tillsynsbegäran.docx
+++ b/tillsyn/A 28-2025 tillsynsbegäran.docx
@@ -358,7 +358,7 @@
     <w:r>
       <w:tab/>
       <w:tab/>
-      <w:t>2025-06-18</w:t>
+      <w:t>2025-06-19</w:t>
       <w:br/>
       <w:br/>
     </w:r>

--- a/tillsyn/A 28-2025 tillsynsbegäran.docx
+++ b/tillsyn/A 28-2025 tillsynsbegäran.docx
@@ -358,7 +358,7 @@
     <w:r>
       <w:tab/>
       <w:tab/>
-      <w:t>2025-06-19</w:t>
+      <w:t>2025-06-20</w:t>
       <w:br/>
       <w:br/>
     </w:r>

--- a/tillsyn/A 28-2025 tillsynsbegäran.docx
+++ b/tillsyn/A 28-2025 tillsynsbegäran.docx
@@ -358,7 +358,7 @@
     <w:r>
       <w:tab/>
       <w:tab/>
-      <w:t>2025-06-20</w:t>
+      <w:t>2025-06-21</w:t>
       <w:br/>
       <w:br/>
     </w:r>

--- a/tillsyn/A 28-2025 tillsynsbegäran.docx
+++ b/tillsyn/A 28-2025 tillsynsbegäran.docx
@@ -358,7 +358,7 @@
     <w:r>
       <w:tab/>
       <w:tab/>
-      <w:t>2025-06-21</w:t>
+      <w:t>2025-06-22</w:t>
       <w:br/>
       <w:br/>
     </w:r>

--- a/tillsyn/A 28-2025 tillsynsbegäran.docx
+++ b/tillsyn/A 28-2025 tillsynsbegäran.docx
@@ -358,7 +358,7 @@
     <w:r>
       <w:tab/>
       <w:tab/>
-      <w:t>2025-06-22</w:t>
+      <w:t>2025-06-23</w:t>
       <w:br/>
       <w:br/>
     </w:r>

--- a/tillsyn/A 28-2025 tillsynsbegäran.docx
+++ b/tillsyn/A 28-2025 tillsynsbegäran.docx
@@ -358,7 +358,7 @@
     <w:r>
       <w:tab/>
       <w:tab/>
-      <w:t>2025-06-23</w:t>
+      <w:t>2025-06-24</w:t>
       <w:br/>
       <w:br/>
     </w:r>

--- a/tillsyn/A 28-2025 tillsynsbegäran.docx
+++ b/tillsyn/A 28-2025 tillsynsbegäran.docx
@@ -358,7 +358,7 @@
     <w:r>
       <w:tab/>
       <w:tab/>
-      <w:t>2025-06-24</w:t>
+      <w:t>2025-06-25</w:t>
       <w:br/>
       <w:br/>
     </w:r>

--- a/tillsyn/A 28-2025 tillsynsbegäran.docx
+++ b/tillsyn/A 28-2025 tillsynsbegäran.docx
@@ -358,7 +358,7 @@
     <w:r>
       <w:tab/>
       <w:tab/>
-      <w:t>2025-06-25</w:t>
+      <w:t>2025-06-26</w:t>
       <w:br/>
       <w:br/>
     </w:r>

--- a/tillsyn/A 28-2025 tillsynsbegäran.docx
+++ b/tillsyn/A 28-2025 tillsynsbegäran.docx
@@ -358,7 +358,7 @@
     <w:r>
       <w:tab/>
       <w:tab/>
-      <w:t>2025-06-26</w:t>
+      <w:t>2025-06-27</w:t>
       <w:br/>
       <w:br/>
     </w:r>

--- a/tillsyn/A 28-2025 tillsynsbegäran.docx
+++ b/tillsyn/A 28-2025 tillsynsbegäran.docx
@@ -358,7 +358,7 @@
     <w:r>
       <w:tab/>
       <w:tab/>
-      <w:t>2025-06-27</w:t>
+      <w:t>2025-06-28</w:t>
       <w:br/>
       <w:br/>
     </w:r>

--- a/tillsyn/A 28-2025 tillsynsbegäran.docx
+++ b/tillsyn/A 28-2025 tillsynsbegäran.docx
@@ -358,7 +358,7 @@
     <w:r>
       <w:tab/>
       <w:tab/>
-      <w:t>2025-06-28</w:t>
+      <w:t>2025-06-29</w:t>
       <w:br/>
       <w:br/>
     </w:r>

--- a/tillsyn/A 28-2025 tillsynsbegäran.docx
+++ b/tillsyn/A 28-2025 tillsynsbegäran.docx
@@ -358,7 +358,7 @@
     <w:r>
       <w:tab/>
       <w:tab/>
-      <w:t>2025-06-29</w:t>
+      <w:t>2025-06-30</w:t>
       <w:br/>
       <w:br/>
     </w:r>

--- a/tillsyn/A 28-2025 tillsynsbegäran.docx
+++ b/tillsyn/A 28-2025 tillsynsbegäran.docx
@@ -358,7 +358,7 @@
     <w:r>
       <w:tab/>
       <w:tab/>
-      <w:t>2025-06-30</w:t>
+      <w:t>2025-07-01</w:t>
       <w:br/>
       <w:br/>
     </w:r>

--- a/tillsyn/A 28-2025 tillsynsbegäran.docx
+++ b/tillsyn/A 28-2025 tillsynsbegäran.docx
@@ -358,7 +358,7 @@
     <w:r>
       <w:tab/>
       <w:tab/>
-      <w:t>2025-07-01</w:t>
+      <w:t>2025-07-02</w:t>
       <w:br/>
       <w:br/>
     </w:r>

--- a/tillsyn/A 28-2025 tillsynsbegäran.docx
+++ b/tillsyn/A 28-2025 tillsynsbegäran.docx
@@ -358,7 +358,7 @@
     <w:r>
       <w:tab/>
       <w:tab/>
-      <w:t>2025-07-02</w:t>
+      <w:t>2025-07-03</w:t>
       <w:br/>
       <w:br/>
     </w:r>

--- a/tillsyn/A 28-2025 tillsynsbegäran.docx
+++ b/tillsyn/A 28-2025 tillsynsbegäran.docx
@@ -358,7 +358,7 @@
     <w:r>
       <w:tab/>
       <w:tab/>
-      <w:t>2025-07-03</w:t>
+      <w:t>2025-07-04</w:t>
       <w:br/>
       <w:br/>
     </w:r>

--- a/tillsyn/A 28-2025 tillsynsbegäran.docx
+++ b/tillsyn/A 28-2025 tillsynsbegäran.docx
@@ -358,7 +358,7 @@
     <w:r>
       <w:tab/>
       <w:tab/>
-      <w:t>2025-07-04</w:t>
+      <w:t>2025-07-05</w:t>
       <w:br/>
       <w:br/>
     </w:r>

--- a/tillsyn/A 28-2025 tillsynsbegäran.docx
+++ b/tillsyn/A 28-2025 tillsynsbegäran.docx
@@ -358,7 +358,7 @@
     <w:r>
       <w:tab/>
       <w:tab/>
-      <w:t>2025-07-05</w:t>
+      <w:t>2025-07-06</w:t>
       <w:br/>
       <w:br/>
     </w:r>

--- a/tillsyn/A 28-2025 tillsynsbegäran.docx
+++ b/tillsyn/A 28-2025 tillsynsbegäran.docx
@@ -358,7 +358,7 @@
     <w:r>
       <w:tab/>
       <w:tab/>
-      <w:t>2025-07-06</w:t>
+      <w:t>2025-07-07</w:t>
       <w:br/>
       <w:br/>
     </w:r>

--- a/tillsyn/A 28-2025 tillsynsbegäran.docx
+++ b/tillsyn/A 28-2025 tillsynsbegäran.docx
@@ -358,7 +358,7 @@
     <w:r>
       <w:tab/>
       <w:tab/>
-      <w:t>2025-07-07</w:t>
+      <w:t>2025-07-08</w:t>
       <w:br/>
       <w:br/>
     </w:r>

--- a/tillsyn/A 28-2025 tillsynsbegäran.docx
+++ b/tillsyn/A 28-2025 tillsynsbegäran.docx
@@ -358,7 +358,7 @@
     <w:r>
       <w:tab/>
       <w:tab/>
-      <w:t>2025-07-08</w:t>
+      <w:t>2025-07-09</w:t>
       <w:br/>
       <w:br/>
     </w:r>

--- a/tillsyn/A 28-2025 tillsynsbegäran.docx
+++ b/tillsyn/A 28-2025 tillsynsbegäran.docx
@@ -358,7 +358,7 @@
     <w:r>
       <w:tab/>
       <w:tab/>
-      <w:t>2025-07-09</w:t>
+      <w:t>2025-07-11</w:t>
       <w:br/>
       <w:br/>
     </w:r>

--- a/tillsyn/A 28-2025 tillsynsbegäran.docx
+++ b/tillsyn/A 28-2025 tillsynsbegäran.docx
@@ -358,7 +358,7 @@
     <w:r>
       <w:tab/>
       <w:tab/>
-      <w:t>2025-07-11</w:t>
+      <w:t>2025-07-12</w:t>
       <w:br/>
       <w:br/>
     </w:r>

--- a/tillsyn/A 28-2025 tillsynsbegäran.docx
+++ b/tillsyn/A 28-2025 tillsynsbegäran.docx
@@ -358,7 +358,7 @@
     <w:r>
       <w:tab/>
       <w:tab/>
-      <w:t>2025-07-12</w:t>
+      <w:t>2025-07-13</w:t>
       <w:br/>
       <w:br/>
     </w:r>

--- a/tillsyn/A 28-2025 tillsynsbegäran.docx
+++ b/tillsyn/A 28-2025 tillsynsbegäran.docx
@@ -358,7 +358,7 @@
     <w:r>
       <w:tab/>
       <w:tab/>
-      <w:t>2025-07-13</w:t>
+      <w:t>2025-07-14</w:t>
       <w:br/>
       <w:br/>
     </w:r>

--- a/tillsyn/A 28-2025 tillsynsbegäran.docx
+++ b/tillsyn/A 28-2025 tillsynsbegäran.docx
@@ -358,7 +358,7 @@
     <w:r>
       <w:tab/>
       <w:tab/>
-      <w:t>2025-08-06</w:t>
+      <w:t>2025-08-09</w:t>
       <w:br/>
       <w:br/>
     </w:r>
